--- a/lessons/8-4/downloads/reveal/teacher/8.4-session-2-prerequisite-practice-a.docx
+++ b/lessons/8-4/downloads/reveal/teacher/8.4-session-2-prerequisite-practice-a.docx
@@ -15,10 +15,28 @@
         <w:rPr>
           <w:rFonts w:ascii="Avenir Next" w:hAnsi="Avenir Next" w:cs="Avenir Next" w:eastAsia="Avenir Next"/>
           <w:color w:val="1A1A1A"/>
+          <w:sz w:val="22"/>
+          <w:szCs w:val="20"/>
+        </w:rPr>
+        <w:t xml:space="preserve">Name</w:t>
+      </w:r>
+      <w:r>
+        <w:rPr>
+          <w:rFonts w:ascii="Avenir Next" w:hAnsi="Avenir Next" w:cs="Avenir Next" w:eastAsia="Avenir Next"/>
+          <w:color w:val="1A1A1A"/>
           <w:sz w:val="20"/>
           <w:szCs w:val="20"/>
         </w:rPr>
-        <w:t xml:space="preserve">Name</w:t>
+        <w:tab/>
+      </w:r>
+      <w:r>
+        <w:rPr>
+          <w:rFonts w:ascii="Avenir Next" w:hAnsi="Avenir Next" w:cs="Avenir Next" w:eastAsia="Avenir Next"/>
+          <w:color w:val="1A1A1A"/>
+          <w:sz w:val="22"/>
+          <w:szCs w:val="20"/>
+        </w:rPr>
+        <w:t xml:space="preserve">   Date</w:t>
       </w:r>
       <w:r>
         <w:rPr>
@@ -33,25 +51,7 @@
         <w:rPr>
           <w:rFonts w:ascii="Avenir Next" w:hAnsi="Avenir Next" w:cs="Avenir Next" w:eastAsia="Avenir Next"/>
           <w:color w:val="1A1A1A"/>
-          <w:sz w:val="20"/>
-          <w:szCs w:val="20"/>
-        </w:rPr>
-        <w:t xml:space="preserve">   Date</w:t>
-      </w:r>
-      <w:r>
-        <w:rPr>
-          <w:rFonts w:ascii="Avenir Next" w:hAnsi="Avenir Next" w:cs="Avenir Next" w:eastAsia="Avenir Next"/>
-          <w:color w:val="1A1A1A"/>
-          <w:sz w:val="20"/>
-          <w:szCs w:val="20"/>
-        </w:rPr>
-        <w:tab/>
-      </w:r>
-      <w:r>
-        <w:rPr>
-          <w:rFonts w:ascii="Avenir Next" w:hAnsi="Avenir Next" w:cs="Avenir Next" w:eastAsia="Avenir Next"/>
-          <w:color w:val="1A1A1A"/>
-          <w:sz w:val="20"/>
+          <w:sz w:val="22"/>
           <w:szCs w:val="20"/>
         </w:rPr>
         <w:t xml:space="preserve">   Period</w:t>
@@ -78,7 +78,7 @@
           <w:caps/>
           <w:color w:val="003A70"/>
           <w:spacing w:val="12"/>
-          <w:sz w:val="19"/>
+          <w:sz w:val="22"/>
           <w:szCs w:val="19"/>
         </w:rPr>
         <w:t xml:space="preserve">Lesson 8-4  ·  Session 2  ·  Prerequisite Practice A  ·  Skill 1 of 2</w:t>
@@ -86,6 +86,7 @@
     </w:p>
     <w:p>
       <w:pPr>
+        <w:pStyle w:val="Heading1"/>
         <w:keepNext/>
         <w:spacing w:before="0" w:after="10" w:line="240" w:lineRule="auto"/>
       </w:pPr>
@@ -111,7 +112,7 @@
         <w:rPr>
           <w:rFonts w:ascii="Avenir Next" w:hAnsi="Avenir Next" w:cs="Avenir Next" w:eastAsia="Avenir Next"/>
           <w:color w:val="5A5F66"/>
-          <w:sz w:val="17"/>
+          <w:sz w:val="22"/>
           <w:szCs w:val="17"/>
         </w:rPr>
         <w:t xml:space="preserve">Builds on Grade 4 · 4.MD.A.2</w:t>
@@ -154,6 +155,7 @@
           </w:tcPr>
           <w:p>
             <w:pPr>
+              <w:pStyle w:val="Heading2"/>
               <w:spacing w:before="0" w:after="0" w:line="252" w:lineRule="auto"/>
             </w:pPr>
             <w:r>
@@ -183,7 +185,7 @@
               <w:rPr>
                 <w:rFonts w:ascii="Avenir Next" w:hAnsi="Avenir Next" w:cs="Avenir Next" w:eastAsia="Avenir Next"/>
                 <w:color w:val="1A1A1A"/>
-                <w:sz w:val="20"/>
+                <w:sz w:val="22"/>
                 <w:szCs w:val="20"/>
               </w:rPr>
               <w:t xml:space="preserve">You will graph “at most 120 people” on a number line from 112 to 128.</w:t>
@@ -203,6 +205,7 @@
           </w:tcPr>
           <w:p>
             <w:pPr>
+              <w:pStyle w:val="Heading2"/>
               <w:spacing w:before="0" w:after="0" w:line="252" w:lineRule="auto"/>
             </w:pPr>
             <w:r>
@@ -232,7 +235,7 @@
               <w:rPr>
                 <w:rFonts w:ascii="Avenir Next" w:hAnsi="Avenir Next" w:cs="Avenir Next" w:eastAsia="Avenir Next"/>
                 <w:color w:val="1A1A1A"/>
-                <w:sz w:val="20"/>
+                <w:sz w:val="22"/>
                 <w:szCs w:val="20"/>
               </w:rPr>
               <w:t xml:space="preserve">Find what one jump is worth, then name a point.  </w:t>
@@ -242,7 +245,7 @@
                 <w:rFonts w:ascii="Avenir Next" w:hAnsi="Avenir Next" w:cs="Avenir Next" w:eastAsia="Avenir Next"/>
                 <w:b/>
                 <w:color w:val="1A1A1A"/>
-                <w:sz w:val="20"/>
+                <w:sz w:val="22"/>
                 <w:szCs w:val="20"/>
               </w:rPr>
               <w:t xml:space="preserve">You will use it in Practice Form A, problems 2 and 3.</w:t>
@@ -253,6 +256,7 @@
     </w:tbl>
     <w:p>
       <w:pPr>
+        <w:pStyle w:val="Heading2"/>
         <w:keepNext/>
         <w:pBdr>
           <w:bottom w:val="single" w:sz="8" w:space="3" w:color="003A70"/>
@@ -268,7 +272,7 @@
           <w:b/>
           <w:color w:val="003A70"/>
           <w:spacing w:val="14"/>
-          <w:sz w:val="19"/>
+          <w:sz w:val="22"/>
           <w:szCs w:val="19"/>
         </w:rPr>
         <w:t xml:space="preserve">STEPS TO FOLLOW</w:t>
@@ -287,7 +291,7 @@
           <w:rFonts w:ascii="Avenir Next" w:hAnsi="Avenir Next" w:cs="Avenir Next" w:eastAsia="Avenir Next"/>
           <w:i/>
           <w:color w:val="5A5F66"/>
-          <w:sz w:val="17"/>
+          <w:sz w:val="22"/>
           <w:szCs w:val="17"/>
         </w:rPr>
         <w:t xml:space="preserve">use these same steps on every problem</w:t>
@@ -329,6 +333,7 @@
           </w:tcPr>
           <w:p>
             <w:pPr>
+              <w:pStyle w:val="Heading1"/>
               <w:spacing w:before="0" w:after="0" w:line="240" w:lineRule="auto"/>
               <w:jc w:val="center"/>
             </w:pPr>
@@ -358,7 +363,7 @@
                 <w:rFonts w:ascii="Avenir Next" w:hAnsi="Avenir Next" w:cs="Avenir Next" w:eastAsia="Avenir Next"/>
                 <w:b/>
                 <w:color w:val="1A1A1A"/>
-                <w:sz w:val="21"/>
+                <w:sz w:val="22"/>
                 <w:szCs w:val="21"/>
               </w:rPr>
               <w:t xml:space="preserve">Subtract</w:t>
@@ -367,7 +372,7 @@
               <w:rPr>
                 <w:rFonts w:ascii="Avenir Next" w:hAnsi="Avenir Next" w:cs="Avenir Next" w:eastAsia="Avenir Next"/>
                 <w:color w:val="1A1A1A"/>
-                <w:sz w:val="21"/>
+                <w:sz w:val="22"/>
                 <w:szCs w:val="21"/>
               </w:rPr>
               <w:t xml:space="preserve"> two labels. Count the jumps between them.</w:t>
@@ -386,6 +391,7 @@
           </w:tcPr>
           <w:p>
             <w:pPr>
+              <w:pStyle w:val="Heading1"/>
               <w:spacing w:before="0" w:after="0" w:line="240" w:lineRule="auto"/>
               <w:jc w:val="center"/>
             </w:pPr>
@@ -415,7 +421,7 @@
                 <w:rFonts w:ascii="Avenir Next" w:hAnsi="Avenir Next" w:cs="Avenir Next" w:eastAsia="Avenir Next"/>
                 <w:b/>
                 <w:color w:val="1A1A1A"/>
-                <w:sz w:val="21"/>
+                <w:sz w:val="22"/>
                 <w:szCs w:val="21"/>
               </w:rPr>
               <w:t xml:space="preserve">Divide</w:t>
@@ -424,7 +430,7 @@
               <w:rPr>
                 <w:rFonts w:ascii="Avenir Next" w:hAnsi="Avenir Next" w:cs="Avenir Next" w:eastAsia="Avenir Next"/>
                 <w:color w:val="1A1A1A"/>
-                <w:sz w:val="21"/>
+                <w:sz w:val="22"/>
                 <w:szCs w:val="21"/>
               </w:rPr>
               <w:t xml:space="preserve">: difference ÷ jumps = one jump.</w:t>
@@ -443,6 +449,7 @@
           </w:tcPr>
           <w:p>
             <w:pPr>
+              <w:pStyle w:val="Heading1"/>
               <w:spacing w:before="0" w:after="0" w:line="240" w:lineRule="auto"/>
               <w:jc w:val="center"/>
             </w:pPr>
@@ -472,7 +479,7 @@
                 <w:rFonts w:ascii="Avenir Next" w:hAnsi="Avenir Next" w:cs="Avenir Next" w:eastAsia="Avenir Next"/>
                 <w:b/>
                 <w:color w:val="1A1A1A"/>
-                <w:sz w:val="21"/>
+                <w:sz w:val="22"/>
                 <w:szCs w:val="21"/>
               </w:rPr>
               <w:t xml:space="preserve">Count</w:t>
@@ -481,7 +488,7 @@
               <w:rPr>
                 <w:rFonts w:ascii="Avenir Next" w:hAnsi="Avenir Next" w:cs="Avenir Next" w:eastAsia="Avenir Next"/>
                 <w:color w:val="1A1A1A"/>
-                <w:sz w:val="21"/>
+                <w:sz w:val="22"/>
                 <w:szCs w:val="21"/>
               </w:rPr>
               <w:t xml:space="preserve"> jumps from a label to the point.</w:t>
@@ -492,6 +499,7 @@
     </w:tbl>
     <w:p>
       <w:pPr>
+        <w:pStyle w:val="Heading2"/>
         <w:keepNext/>
         <w:pBdr>
           <w:bottom w:val="single" w:sz="8" w:space="3" w:color="003A70"/>
@@ -507,7 +515,7 @@
           <w:b/>
           <w:color w:val="003A70"/>
           <w:spacing w:val="14"/>
-          <w:sz w:val="19"/>
+          <w:sz w:val="22"/>
           <w:szCs w:val="19"/>
         </w:rPr>
         <w:t xml:space="preserve">WATCH ME</w:t>
@@ -526,7 +534,7 @@
           <w:rFonts w:ascii="Avenir Next" w:hAnsi="Avenir Next" w:cs="Avenir Next" w:eastAsia="Avenir Next"/>
           <w:i/>
           <w:color w:val="5A5F66"/>
-          <w:sz w:val="17"/>
+          <w:sz w:val="22"/>
           <w:szCs w:val="17"/>
         </w:rPr>
         <w:t xml:space="preserve">the steps in action</w:t>
@@ -575,7 +583,7 @@
                 <w:rFonts w:ascii="Avenir Next" w:hAnsi="Avenir Next" w:cs="Avenir Next" w:eastAsia="Avenir Next"/>
                 <w:b/>
                 <w:color w:val="1A1A1A"/>
-                <w:sz w:val="21"/>
+                <w:sz w:val="22"/>
                 <w:szCs w:val="21"/>
               </w:rPr>
               <w:t xml:space="preserve">What number is at point A?</w:t>
@@ -594,25 +602,25 @@
                 <w:rFonts w:ascii="Avenir Next" w:hAnsi="Avenir Next" w:cs="Avenir Next" w:eastAsia="Avenir Next"/>
                 <w:b/>
                 <w:color w:val="003A70"/>
+                <w:sz w:val="22"/>
+                <w:szCs w:val="19"/>
+              </w:rPr>
+              <w:t xml:space="preserve">Step 1</w:t>
+            </w:r>
+            <w:r>
+              <w:rPr>
+                <w:rFonts w:ascii="Avenir Next" w:hAnsi="Avenir Next" w:cs="Avenir Next" w:eastAsia="Avenir Next"/>
+                <w:color w:val="1A1A1A"/>
                 <w:sz w:val="19"/>
                 <w:szCs w:val="19"/>
               </w:rPr>
-              <w:t xml:space="preserve">Step 1</w:t>
-            </w:r>
-            <w:r>
-              <w:rPr>
-                <w:rFonts w:ascii="Avenir Next" w:hAnsi="Avenir Next" w:cs="Avenir Next" w:eastAsia="Avenir Next"/>
-                <w:color w:val="1A1A1A"/>
-                <w:sz w:val="19"/>
-                <w:szCs w:val="19"/>
-              </w:rPr>
               <w:tab/>
             </w:r>
             <w:r>
               <w:rPr>
                 <w:rFonts w:ascii="Avenir Next" w:hAnsi="Avenir Next" w:cs="Avenir Next" w:eastAsia="Avenir Next"/>
                 <w:color w:val="1A1A1A"/>
-                <w:sz w:val="21"/>
+                <w:sz w:val="22"/>
                 <w:szCs w:val="21"/>
               </w:rPr>
               <w:t xml:space="preserve">120 − 110 = 10. There are 5 jumps.</w:t>
@@ -631,25 +639,25 @@
                 <w:rFonts w:ascii="Avenir Next" w:hAnsi="Avenir Next" w:cs="Avenir Next" w:eastAsia="Avenir Next"/>
                 <w:b/>
                 <w:color w:val="003A70"/>
+                <w:sz w:val="22"/>
+                <w:szCs w:val="19"/>
+              </w:rPr>
+              <w:t xml:space="preserve">Step 2</w:t>
+            </w:r>
+            <w:r>
+              <w:rPr>
+                <w:rFonts w:ascii="Avenir Next" w:hAnsi="Avenir Next" w:cs="Avenir Next" w:eastAsia="Avenir Next"/>
+                <w:color w:val="1A1A1A"/>
                 <w:sz w:val="19"/>
                 <w:szCs w:val="19"/>
               </w:rPr>
-              <w:t xml:space="preserve">Step 2</w:t>
-            </w:r>
-            <w:r>
-              <w:rPr>
-                <w:rFonts w:ascii="Avenir Next" w:hAnsi="Avenir Next" w:cs="Avenir Next" w:eastAsia="Avenir Next"/>
-                <w:color w:val="1A1A1A"/>
-                <w:sz w:val="19"/>
-                <w:szCs w:val="19"/>
-              </w:rPr>
               <w:tab/>
             </w:r>
             <w:r>
               <w:rPr>
                 <w:rFonts w:ascii="Avenir Next" w:hAnsi="Avenir Next" w:cs="Avenir Next" w:eastAsia="Avenir Next"/>
                 <w:color w:val="1A1A1A"/>
-                <w:sz w:val="21"/>
+                <w:sz w:val="22"/>
                 <w:szCs w:val="21"/>
               </w:rPr>
               <w:t xml:space="preserve">10 ÷ 5 = 2. Each jump is 2.</w:t>
@@ -668,25 +676,25 @@
                 <w:rFonts w:ascii="Avenir Next" w:hAnsi="Avenir Next" w:cs="Avenir Next" w:eastAsia="Avenir Next"/>
                 <w:b/>
                 <w:color w:val="003A70"/>
+                <w:sz w:val="22"/>
+                <w:szCs w:val="19"/>
+              </w:rPr>
+              <w:t xml:space="preserve">Step 3</w:t>
+            </w:r>
+            <w:r>
+              <w:rPr>
+                <w:rFonts w:ascii="Avenir Next" w:hAnsi="Avenir Next" w:cs="Avenir Next" w:eastAsia="Avenir Next"/>
+                <w:color w:val="1A1A1A"/>
                 <w:sz w:val="19"/>
                 <w:szCs w:val="19"/>
               </w:rPr>
-              <w:t xml:space="preserve">Step 3</w:t>
-            </w:r>
-            <w:r>
-              <w:rPr>
-                <w:rFonts w:ascii="Avenir Next" w:hAnsi="Avenir Next" w:cs="Avenir Next" w:eastAsia="Avenir Next"/>
-                <w:color w:val="1A1A1A"/>
-                <w:sz w:val="19"/>
-                <w:szCs w:val="19"/>
-              </w:rPr>
               <w:tab/>
             </w:r>
             <w:r>
               <w:rPr>
                 <w:rFonts w:ascii="Avenir Next" w:hAnsi="Avenir Next" w:cs="Avenir Next" w:eastAsia="Avenir Next"/>
                 <w:color w:val="1A1A1A"/>
-                <w:sz w:val="21"/>
+                <w:sz w:val="22"/>
                 <w:szCs w:val="21"/>
               </w:rPr>
               <w:t xml:space="preserve">A is 3 jumps past 110: 110 + 6 = 116.</w:t>
@@ -705,18 +713,18 @@
                 <w:rFonts w:ascii="Avenir Next" w:hAnsi="Avenir Next" w:cs="Avenir Next" w:eastAsia="Avenir Next"/>
                 <w:b/>
                 <w:color w:val="1A1A1A"/>
+                <w:sz w:val="22"/>
+                <w:szCs w:val="21"/>
+              </w:rPr>
+              <w:t xml:space="preserve">Answer</w:t>
+            </w:r>
+            <w:r>
+              <w:rPr>
+                <w:rFonts w:ascii="Avenir Next" w:hAnsi="Avenir Next" w:cs="Avenir Next" w:eastAsia="Avenir Next"/>
+                <w:color w:val="1A1A1A"/>
                 <w:sz w:val="21"/>
                 <w:szCs w:val="21"/>
               </w:rPr>
-              <w:t xml:space="preserve">Answer</w:t>
-            </w:r>
-            <w:r>
-              <w:rPr>
-                <w:rFonts w:ascii="Avenir Next" w:hAnsi="Avenir Next" w:cs="Avenir Next" w:eastAsia="Avenir Next"/>
-                <w:color w:val="1A1A1A"/>
-                <w:sz w:val="21"/>
-                <w:szCs w:val="21"/>
-              </w:rPr>
               <w:tab/>
             </w:r>
             <w:r>
@@ -724,7 +732,7 @@
                 <w:rFonts w:ascii="Avenir Next" w:hAnsi="Avenir Next" w:cs="Avenir Next" w:eastAsia="Avenir Next"/>
                 <w:b/>
                 <w:color w:val="1A1A1A"/>
-                <w:sz w:val="21"/>
+                <w:sz w:val="22"/>
                 <w:szCs w:val="21"/>
               </w:rPr>
               <w:t xml:space="preserve">116</w:t>
@@ -745,7 +753,7 @@
               <w:drawing>
                 <wp:inline distT="0" distB="0" distL="0" distR="0">
                   <wp:extent cx="2743200" cy="731520"/>
-                  <wp:docPr id="1" name="Figure 1"/>
+                  <wp:docPr id="1" name="Figure 1" descr="Number line from 110 to 130, ticks every 2. Points: x: 116; label: A."/>
                   <a:graphic xmlns:a="http://schemas.openxmlformats.org/drawingml/2006/main">
                     <a:graphicData uri="http://schemas.openxmlformats.org/drawingml/2006/picture">
                       <pic:pic xmlns:pic="http://schemas.openxmlformats.org/drawingml/2006/picture">
@@ -785,6 +793,7 @@
     </w:p>
     <w:p>
       <w:pPr>
+        <w:pStyle w:val="Heading2"/>
         <w:keepNext/>
         <w:pBdr>
           <w:bottom w:val="single" w:sz="8" w:space="3" w:color="003A70"/>
@@ -800,7 +809,7 @@
           <w:b/>
           <w:color w:val="003A70"/>
           <w:spacing w:val="14"/>
-          <w:sz w:val="19"/>
+          <w:sz w:val="22"/>
           <w:szCs w:val="19"/>
         </w:rPr>
         <w:t xml:space="preserve">TRY IT WITH HELP</w:t>
@@ -819,7 +828,7 @@
           <w:rFonts w:ascii="Avenir Next" w:hAnsi="Avenir Next" w:cs="Avenir Next" w:eastAsia="Avenir Next"/>
           <w:i/>
           <w:color w:val="5A5F66"/>
-          <w:sz w:val="17"/>
+          <w:sz w:val="22"/>
           <w:szCs w:val="17"/>
         </w:rPr>
         <w:t xml:space="preserve">fill in each step</w:t>
@@ -873,7 +882,7 @@
         <w:drawing>
           <wp:inline distT="0" distB="0" distL="0" distR="0">
             <wp:extent cx="3840480" cy="731520"/>
-            <wp:docPr id="2" name="Figure 2"/>
+            <wp:docPr id="2" name="Figure 2" descr="Number line from 60 to 100, ticks every 5. Points: x: 85; label: B."/>
             <a:graphic xmlns:a="http://schemas.openxmlformats.org/drawingml/2006/main">
               <a:graphicData uri="http://schemas.openxmlformats.org/drawingml/2006/picture">
                 <pic:pic xmlns:pic="http://schemas.openxmlformats.org/drawingml/2006/picture">
@@ -917,25 +926,25 @@
           <w:rFonts w:ascii="Avenir Next" w:hAnsi="Avenir Next" w:cs="Avenir Next" w:eastAsia="Avenir Next"/>
           <w:b/>
           <w:color w:val="003A70"/>
+          <w:sz w:val="22"/>
+          <w:szCs w:val="18"/>
+        </w:rPr>
+        <w:t xml:space="preserve">Step 1</w:t>
+      </w:r>
+      <w:r>
+        <w:rPr>
+          <w:rFonts w:ascii="Avenir Next" w:hAnsi="Avenir Next" w:cs="Avenir Next" w:eastAsia="Avenir Next"/>
+          <w:color w:val="1A1A1A"/>
           <w:sz w:val="18"/>
           <w:szCs w:val="18"/>
         </w:rPr>
-        <w:t xml:space="preserve">Step 1</w:t>
-      </w:r>
-      <w:r>
-        <w:rPr>
-          <w:rFonts w:ascii="Avenir Next" w:hAnsi="Avenir Next" w:cs="Avenir Next" w:eastAsia="Avenir Next"/>
-          <w:color w:val="1A1A1A"/>
-          <w:sz w:val="18"/>
-          <w:szCs w:val="18"/>
-        </w:rPr>
         <w:tab/>
       </w:r>
       <w:r>
         <w:rPr>
           <w:rFonts w:ascii="Avenir Next" w:hAnsi="Avenir Next" w:cs="Avenir Next" w:eastAsia="Avenir Next"/>
           <w:color w:val="1A1A1A"/>
-          <w:sz w:val="21"/>
+          <w:sz w:val="22"/>
           <w:szCs w:val="21"/>
         </w:rPr>
         <w:t xml:space="preserve">80 − 60 = </w:t>
@@ -954,7 +963,7 @@
         <w:rPr>
           <w:rFonts w:ascii="Avenir Next" w:hAnsi="Avenir Next" w:cs="Avenir Next" w:eastAsia="Avenir Next"/>
           <w:color w:val="1A1A1A"/>
-          <w:sz w:val="21"/>
+          <w:sz w:val="22"/>
           <w:szCs w:val="21"/>
         </w:rPr>
         <w:t xml:space="preserve">. There are </w:t>
@@ -973,7 +982,7 @@
         <w:rPr>
           <w:rFonts w:ascii="Avenir Next" w:hAnsi="Avenir Next" w:cs="Avenir Next" w:eastAsia="Avenir Next"/>
           <w:color w:val="1A1A1A"/>
-          <w:sz w:val="21"/>
+          <w:sz w:val="22"/>
           <w:szCs w:val="21"/>
         </w:rPr>
         <w:t xml:space="preserve"> jumps.</w:t>
@@ -993,25 +1002,25 @@
           <w:rFonts w:ascii="Avenir Next" w:hAnsi="Avenir Next" w:cs="Avenir Next" w:eastAsia="Avenir Next"/>
           <w:b/>
           <w:color w:val="003A70"/>
+          <w:sz w:val="22"/>
+          <w:szCs w:val="18"/>
+        </w:rPr>
+        <w:t xml:space="preserve">Step 2</w:t>
+      </w:r>
+      <w:r>
+        <w:rPr>
+          <w:rFonts w:ascii="Avenir Next" w:hAnsi="Avenir Next" w:cs="Avenir Next" w:eastAsia="Avenir Next"/>
+          <w:color w:val="1A1A1A"/>
           <w:sz w:val="18"/>
           <w:szCs w:val="18"/>
         </w:rPr>
-        <w:t xml:space="preserve">Step 2</w:t>
-      </w:r>
-      <w:r>
-        <w:rPr>
-          <w:rFonts w:ascii="Avenir Next" w:hAnsi="Avenir Next" w:cs="Avenir Next" w:eastAsia="Avenir Next"/>
-          <w:color w:val="1A1A1A"/>
-          <w:sz w:val="18"/>
-          <w:szCs w:val="18"/>
-        </w:rPr>
         <w:tab/>
       </w:r>
       <w:r>
         <w:rPr>
           <w:rFonts w:ascii="Avenir Next" w:hAnsi="Avenir Next" w:cs="Avenir Next" w:eastAsia="Avenir Next"/>
           <w:color w:val="1A1A1A"/>
-          <w:sz w:val="21"/>
+          <w:sz w:val="22"/>
           <w:szCs w:val="21"/>
         </w:rPr>
         <w:t xml:space="preserve">20 ÷ 4 = </w:t>
@@ -1030,7 +1039,7 @@
         <w:rPr>
           <w:rFonts w:ascii="Avenir Next" w:hAnsi="Avenir Next" w:cs="Avenir Next" w:eastAsia="Avenir Next"/>
           <w:color w:val="1A1A1A"/>
-          <w:sz w:val="21"/>
+          <w:sz w:val="22"/>
           <w:szCs w:val="21"/>
         </w:rPr>
         <w:t xml:space="preserve">. Each jump is 5.</w:t>
@@ -1050,25 +1059,25 @@
           <w:rFonts w:ascii="Avenir Next" w:hAnsi="Avenir Next" w:cs="Avenir Next" w:eastAsia="Avenir Next"/>
           <w:b/>
           <w:color w:val="003A70"/>
+          <w:sz w:val="22"/>
+          <w:szCs w:val="18"/>
+        </w:rPr>
+        <w:t xml:space="preserve">Step 3</w:t>
+      </w:r>
+      <w:r>
+        <w:rPr>
+          <w:rFonts w:ascii="Avenir Next" w:hAnsi="Avenir Next" w:cs="Avenir Next" w:eastAsia="Avenir Next"/>
+          <w:color w:val="1A1A1A"/>
           <w:sz w:val="18"/>
           <w:szCs w:val="18"/>
         </w:rPr>
-        <w:t xml:space="preserve">Step 3</w:t>
-      </w:r>
-      <w:r>
-        <w:rPr>
-          <w:rFonts w:ascii="Avenir Next" w:hAnsi="Avenir Next" w:cs="Avenir Next" w:eastAsia="Avenir Next"/>
-          <w:color w:val="1A1A1A"/>
-          <w:sz w:val="18"/>
-          <w:szCs w:val="18"/>
-        </w:rPr>
         <w:tab/>
       </w:r>
       <w:r>
         <w:rPr>
           <w:rFonts w:ascii="Avenir Next" w:hAnsi="Avenir Next" w:cs="Avenir Next" w:eastAsia="Avenir Next"/>
           <w:color w:val="1A1A1A"/>
-          <w:sz w:val="21"/>
+          <w:sz w:val="22"/>
           <w:szCs w:val="21"/>
         </w:rPr>
         <w:t xml:space="preserve">B is 1 jump past 80: </w:t>
@@ -1087,7 +1096,7 @@
         <w:rPr>
           <w:rFonts w:ascii="Avenir Next" w:hAnsi="Avenir Next" w:cs="Avenir Next" w:eastAsia="Avenir Next"/>
           <w:color w:val="1A1A1A"/>
-          <w:sz w:val="21"/>
+          <w:sz w:val="22"/>
           <w:szCs w:val="21"/>
         </w:rPr>
         <w:t xml:space="preserve">.</w:t>
@@ -1150,25 +1159,25 @@
           <w:rFonts w:ascii="Avenir Next" w:hAnsi="Avenir Next" w:cs="Avenir Next" w:eastAsia="Avenir Next"/>
           <w:b/>
           <w:color w:val="003A70"/>
+          <w:sz w:val="22"/>
+          <w:szCs w:val="18"/>
+        </w:rPr>
+        <w:t xml:space="preserve">Step 1</w:t>
+      </w:r>
+      <w:r>
+        <w:rPr>
+          <w:rFonts w:ascii="Avenir Next" w:hAnsi="Avenir Next" w:cs="Avenir Next" w:eastAsia="Avenir Next"/>
+          <w:color w:val="1A1A1A"/>
           <w:sz w:val="18"/>
           <w:szCs w:val="18"/>
         </w:rPr>
-        <w:t xml:space="preserve">Step 1</w:t>
-      </w:r>
-      <w:r>
-        <w:rPr>
-          <w:rFonts w:ascii="Avenir Next" w:hAnsi="Avenir Next" w:cs="Avenir Next" w:eastAsia="Avenir Next"/>
-          <w:color w:val="1A1A1A"/>
-          <w:sz w:val="18"/>
-          <w:szCs w:val="18"/>
-        </w:rPr>
         <w:tab/>
       </w:r>
       <w:r>
         <w:rPr>
           <w:rFonts w:ascii="Avenir Next" w:hAnsi="Avenir Next" w:cs="Avenir Next" w:eastAsia="Avenir Next"/>
           <w:color w:val="1A1A1A"/>
-          <w:sz w:val="21"/>
+          <w:sz w:val="22"/>
           <w:szCs w:val="21"/>
         </w:rPr>
         <w:t xml:space="preserve">50 − 0 = </w:t>
@@ -1187,7 +1196,7 @@
         <w:rPr>
           <w:rFonts w:ascii="Avenir Next" w:hAnsi="Avenir Next" w:cs="Avenir Next" w:eastAsia="Avenir Next"/>
           <w:color w:val="1A1A1A"/>
-          <w:sz w:val="21"/>
+          <w:sz w:val="22"/>
           <w:szCs w:val="21"/>
         </w:rPr>
         <w:t xml:space="preserve">. There are 5 jumps.</w:t>
@@ -1207,25 +1216,25 @@
           <w:rFonts w:ascii="Avenir Next" w:hAnsi="Avenir Next" w:cs="Avenir Next" w:eastAsia="Avenir Next"/>
           <w:b/>
           <w:color w:val="003A70"/>
+          <w:sz w:val="22"/>
+          <w:szCs w:val="18"/>
+        </w:rPr>
+        <w:t xml:space="preserve">Step 2</w:t>
+      </w:r>
+      <w:r>
+        <w:rPr>
+          <w:rFonts w:ascii="Avenir Next" w:hAnsi="Avenir Next" w:cs="Avenir Next" w:eastAsia="Avenir Next"/>
+          <w:color w:val="1A1A1A"/>
           <w:sz w:val="18"/>
           <w:szCs w:val="18"/>
         </w:rPr>
-        <w:t xml:space="preserve">Step 2</w:t>
-      </w:r>
-      <w:r>
-        <w:rPr>
-          <w:rFonts w:ascii="Avenir Next" w:hAnsi="Avenir Next" w:cs="Avenir Next" w:eastAsia="Avenir Next"/>
-          <w:color w:val="1A1A1A"/>
-          <w:sz w:val="18"/>
-          <w:szCs w:val="18"/>
-        </w:rPr>
         <w:tab/>
       </w:r>
       <w:r>
         <w:rPr>
           <w:rFonts w:ascii="Avenir Next" w:hAnsi="Avenir Next" w:cs="Avenir Next" w:eastAsia="Avenir Next"/>
           <w:color w:val="1A1A1A"/>
-          <w:sz w:val="21"/>
+          <w:sz w:val="22"/>
           <w:szCs w:val="21"/>
         </w:rPr>
         <w:t xml:space="preserve">50 ÷ 5 = </w:t>
@@ -1244,7 +1253,7 @@
         <w:rPr>
           <w:rFonts w:ascii="Avenir Next" w:hAnsi="Avenir Next" w:cs="Avenir Next" w:eastAsia="Avenir Next"/>
           <w:color w:val="1A1A1A"/>
-          <w:sz w:val="21"/>
+          <w:sz w:val="22"/>
           <w:szCs w:val="21"/>
         </w:rPr>
         <w:t xml:space="preserve">. Each jump is 10.</w:t>
@@ -1264,25 +1273,25 @@
           <w:rFonts w:ascii="Avenir Next" w:hAnsi="Avenir Next" w:cs="Avenir Next" w:eastAsia="Avenir Next"/>
           <w:b/>
           <w:color w:val="003A70"/>
+          <w:sz w:val="22"/>
+          <w:szCs w:val="18"/>
+        </w:rPr>
+        <w:t xml:space="preserve">Step 3</w:t>
+      </w:r>
+      <w:r>
+        <w:rPr>
+          <w:rFonts w:ascii="Avenir Next" w:hAnsi="Avenir Next" w:cs="Avenir Next" w:eastAsia="Avenir Next"/>
+          <w:color w:val="1A1A1A"/>
           <w:sz w:val="18"/>
           <w:szCs w:val="18"/>
         </w:rPr>
-        <w:t xml:space="preserve">Step 3</w:t>
-      </w:r>
-      <w:r>
-        <w:rPr>
-          <w:rFonts w:ascii="Avenir Next" w:hAnsi="Avenir Next" w:cs="Avenir Next" w:eastAsia="Avenir Next"/>
-          <w:color w:val="1A1A1A"/>
-          <w:sz w:val="18"/>
-          <w:szCs w:val="18"/>
-        </w:rPr>
         <w:tab/>
       </w:r>
       <w:r>
         <w:rPr>
           <w:rFonts w:ascii="Avenir Next" w:hAnsi="Avenir Next" w:cs="Avenir Next" w:eastAsia="Avenir Next"/>
           <w:color w:val="1A1A1A"/>
-          <w:sz w:val="21"/>
+          <w:sz w:val="22"/>
           <w:szCs w:val="21"/>
         </w:rPr>
         <w:t xml:space="preserve">3 jumps past 0: </w:t>
@@ -1301,7 +1310,7 @@
         <w:rPr>
           <w:rFonts w:ascii="Avenir Next" w:hAnsi="Avenir Next" w:cs="Avenir Next" w:eastAsia="Avenir Next"/>
           <w:color w:val="1A1A1A"/>
-          <w:sz w:val="21"/>
+          <w:sz w:val="22"/>
           <w:szCs w:val="21"/>
         </w:rPr>
         <w:t xml:space="preserve">.</w:t>
@@ -1314,6 +1323,7 @@
     </w:p>
     <w:p>
       <w:pPr>
+        <w:pStyle w:val="Heading2"/>
         <w:keepNext/>
         <w:pBdr>
           <w:bottom w:val="single" w:sz="8" w:space="3" w:color="003A70"/>
@@ -1329,7 +1339,7 @@
           <w:b/>
           <w:color w:val="003A70"/>
           <w:spacing w:val="14"/>
-          <w:sz w:val="19"/>
+          <w:sz w:val="22"/>
           <w:szCs w:val="19"/>
         </w:rPr>
         <w:t xml:space="preserve">YOUR TURN</w:t>
@@ -1348,7 +1358,7 @@
           <w:rFonts w:ascii="Avenir Next" w:hAnsi="Avenir Next" w:cs="Avenir Next" w:eastAsia="Avenir Next"/>
           <w:i/>
           <w:color w:val="5A5F66"/>
-          <w:sz w:val="17"/>
+          <w:sz w:val="22"/>
           <w:szCs w:val="17"/>
         </w:rPr>
         <w:t xml:space="preserve">use the steps on your own</w:t>
@@ -1520,7 +1530,7 @@
                       <w:szCs w:val="22"/>
                       <w:u w:val="single"/>
                     </w:rPr>
-                    <w:t xml:space="preserve">     </w:t>
+                    <w:t xml:space="preserve">         </w:t>
                   </w:r>
                 </w:p>
               </w:tc>
@@ -1582,7 +1592,7 @@
                       <w:szCs w:val="22"/>
                       <w:u w:val="single"/>
                     </w:rPr>
-                    <w:t xml:space="preserve">     </w:t>
+                    <w:t xml:space="preserve">         </w:t>
                   </w:r>
                 </w:p>
               </w:tc>
@@ -1644,7 +1654,7 @@
                       <w:szCs w:val="22"/>
                       <w:u w:val="single"/>
                     </w:rPr>
-                    <w:t xml:space="preserve">     </w:t>
+                    <w:t xml:space="preserve">         </w:t>
                   </w:r>
                 </w:p>
               </w:tc>
@@ -1712,7 +1722,7 @@
                       <w:szCs w:val="22"/>
                       <w:u w:val="single"/>
                     </w:rPr>
-                    <w:t xml:space="preserve">     </w:t>
+                    <w:t xml:space="preserve">         </w:t>
                   </w:r>
                 </w:p>
               </w:tc>
@@ -1774,7 +1784,7 @@
                       <w:szCs w:val="22"/>
                       <w:u w:val="single"/>
                     </w:rPr>
-                    <w:t xml:space="preserve">     </w:t>
+                    <w:t xml:space="preserve">         </w:t>
                   </w:r>
                 </w:p>
               </w:tc>
@@ -1836,7 +1846,7 @@
                       <w:szCs w:val="22"/>
                       <w:u w:val="single"/>
                     </w:rPr>
-                    <w:t xml:space="preserve">     </w:t>
+                    <w:t xml:space="preserve">         </w:t>
                   </w:r>
                 </w:p>
               </w:tc>
@@ -1868,7 +1878,7 @@
           <w:caps/>
           <w:color w:val="003A70"/>
           <w:spacing w:val="12"/>
-          <w:sz w:val="19"/>
+          <w:sz w:val="22"/>
           <w:szCs w:val="19"/>
         </w:rPr>
         <w:t xml:space="preserve">Lesson 8-4  ·  Session 2  ·  Prerequisite Practice A  ·  Skill 2 of 2</w:t>
@@ -1876,6 +1886,7 @@
     </w:p>
     <w:p>
       <w:pPr>
+        <w:pStyle w:val="Heading1"/>
         <w:keepNext/>
         <w:spacing w:before="0" w:after="10" w:line="240" w:lineRule="auto"/>
       </w:pPr>
@@ -1901,7 +1912,7 @@
         <w:rPr>
           <w:rFonts w:ascii="Avenir Next" w:hAnsi="Avenir Next" w:cs="Avenir Next" w:eastAsia="Avenir Next"/>
           <w:color w:val="5A5F66"/>
-          <w:sz w:val="17"/>
+          <w:sz w:val="22"/>
           <w:szCs w:val="17"/>
         </w:rPr>
         <w:t xml:space="preserve">Builds on Grade 4 · 4.NBT.A.2</w:t>
@@ -1944,6 +1955,7 @@
           </w:tcPr>
           <w:p>
             <w:pPr>
+              <w:pStyle w:val="Heading2"/>
               <w:spacing w:before="0" w:after="0" w:line="252" w:lineRule="auto"/>
             </w:pPr>
             <w:r>
@@ -1973,7 +1985,7 @@
               <w:rPr>
                 <w:rFonts w:ascii="Avenir Next" w:hAnsi="Avenir Next" w:cs="Avenir Next" w:eastAsia="Avenir Next"/>
                 <w:color w:val="1A1A1A"/>
-                <w:sz w:val="20"/>
+                <w:sz w:val="22"/>
                 <w:szCs w:val="20"/>
               </w:rPr>
               <w:t xml:space="preserve">For </w:t>
@@ -1983,7 +1995,7 @@
                 <w:rFonts w:ascii="Avenir Next" w:hAnsi="Avenir Next" w:cs="Avenir Next" w:eastAsia="Avenir Next"/>
                 <w:i/>
                 <w:color w:val="1A1A1A"/>
-                <w:sz w:val="20"/>
+                <w:sz w:val="22"/>
                 <w:szCs w:val="20"/>
               </w:rPr>
               <w:t xml:space="preserve">n</w:t>
@@ -1992,7 +2004,7 @@
               <w:rPr>
                 <w:rFonts w:ascii="Avenir Next" w:hAnsi="Avenir Next" w:cs="Avenir Next" w:eastAsia="Avenir Next"/>
                 <w:color w:val="1A1A1A"/>
-                <w:sz w:val="20"/>
+                <w:sz w:val="22"/>
                 <w:szCs w:val="20"/>
               </w:rPr>
               <w:t xml:space="preserve"> &gt; 7, you name three numbers that fit and one that does not.</w:t>
@@ -2012,6 +2024,7 @@
           </w:tcPr>
           <w:p>
             <w:pPr>
+              <w:pStyle w:val="Heading2"/>
               <w:spacing w:before="0" w:after="0" w:line="252" w:lineRule="auto"/>
             </w:pPr>
             <w:r>
@@ -2041,7 +2054,7 @@
               <w:rPr>
                 <w:rFonts w:ascii="Avenir Next" w:hAnsi="Avenir Next" w:cs="Avenir Next" w:eastAsia="Avenir Next"/>
                 <w:color w:val="1A1A1A"/>
-                <w:sz w:val="20"/>
+                <w:sz w:val="22"/>
                 <w:szCs w:val="20"/>
               </w:rPr>
               <w:t xml:space="preserve">Decide if a number fits a rule like “less than 35.”  </w:t>
@@ -2051,7 +2064,7 @@
                 <w:rFonts w:ascii="Avenir Next" w:hAnsi="Avenir Next" w:cs="Avenir Next" w:eastAsia="Avenir Next"/>
                 <w:b/>
                 <w:color w:val="1A1A1A"/>
-                <w:sz w:val="20"/>
+                <w:sz w:val="22"/>
                 <w:szCs w:val="20"/>
               </w:rPr>
               <w:t xml:space="preserve">You will use it in Practice Form A, problems 4 and 7.</w:t>
@@ -2062,6 +2075,7 @@
     </w:tbl>
     <w:p>
       <w:pPr>
+        <w:pStyle w:val="Heading2"/>
         <w:keepNext/>
         <w:pBdr>
           <w:bottom w:val="single" w:sz="8" w:space="3" w:color="003A70"/>
@@ -2077,7 +2091,7 @@
           <w:b/>
           <w:color w:val="003A70"/>
           <w:spacing w:val="14"/>
-          <w:sz w:val="19"/>
+          <w:sz w:val="22"/>
           <w:szCs w:val="19"/>
         </w:rPr>
         <w:t xml:space="preserve">STEPS TO FOLLOW</w:t>
@@ -2096,7 +2110,7 @@
           <w:rFonts w:ascii="Avenir Next" w:hAnsi="Avenir Next" w:cs="Avenir Next" w:eastAsia="Avenir Next"/>
           <w:i/>
           <w:color w:val="5A5F66"/>
-          <w:sz w:val="17"/>
+          <w:sz w:val="22"/>
           <w:szCs w:val="17"/>
         </w:rPr>
         <w:t xml:space="preserve">use these same steps on every problem</w:t>
@@ -2138,6 +2152,7 @@
           </w:tcPr>
           <w:p>
             <w:pPr>
+              <w:pStyle w:val="Heading1"/>
               <w:spacing w:before="0" w:after="0" w:line="240" w:lineRule="auto"/>
               <w:jc w:val="center"/>
             </w:pPr>
@@ -2167,7 +2182,7 @@
                 <w:rFonts w:ascii="Avenir Next" w:hAnsi="Avenir Next" w:cs="Avenir Next" w:eastAsia="Avenir Next"/>
                 <w:b/>
                 <w:color w:val="1A1A1A"/>
-                <w:sz w:val="21"/>
+                <w:sz w:val="22"/>
                 <w:szCs w:val="21"/>
               </w:rPr>
               <w:t xml:space="preserve">Read</w:t>
@@ -2176,7 +2191,7 @@
               <w:rPr>
                 <w:rFonts w:ascii="Avenir Next" w:hAnsi="Avenir Next" w:cs="Avenir Next" w:eastAsia="Avenir Next"/>
                 <w:color w:val="1A1A1A"/>
-                <w:sz w:val="21"/>
+                <w:sz w:val="22"/>
                 <w:szCs w:val="21"/>
               </w:rPr>
               <w:t xml:space="preserve"> the rule: greater than or less than the limit?</w:t>
@@ -2195,6 +2210,7 @@
           </w:tcPr>
           <w:p>
             <w:pPr>
+              <w:pStyle w:val="Heading1"/>
               <w:spacing w:before="0" w:after="0" w:line="240" w:lineRule="auto"/>
               <w:jc w:val="center"/>
             </w:pPr>
@@ -2224,7 +2240,7 @@
                 <w:rFonts w:ascii="Avenir Next" w:hAnsi="Avenir Next" w:cs="Avenir Next" w:eastAsia="Avenir Next"/>
                 <w:b/>
                 <w:color w:val="1A1A1A"/>
-                <w:sz w:val="21"/>
+                <w:sz w:val="22"/>
                 <w:szCs w:val="21"/>
               </w:rPr>
               <w:t xml:space="preserve">Compare</w:t>
@@ -2233,7 +2249,7 @@
               <w:rPr>
                 <w:rFonts w:ascii="Avenir Next" w:hAnsi="Avenir Next" w:cs="Avenir Next" w:eastAsia="Avenir Next"/>
                 <w:color w:val="1A1A1A"/>
-                <w:sz w:val="21"/>
+                <w:sz w:val="22"/>
                 <w:szCs w:val="21"/>
               </w:rPr>
               <w:t xml:space="preserve"> the number to the limit with &lt;, &gt; or =.</w:t>
@@ -2252,6 +2268,7 @@
           </w:tcPr>
           <w:p>
             <w:pPr>
+              <w:pStyle w:val="Heading1"/>
               <w:spacing w:before="0" w:after="0" w:line="240" w:lineRule="auto"/>
               <w:jc w:val="center"/>
             </w:pPr>
@@ -2281,7 +2298,7 @@
                 <w:rFonts w:ascii="Avenir Next" w:hAnsi="Avenir Next" w:cs="Avenir Next" w:eastAsia="Avenir Next"/>
                 <w:b/>
                 <w:color w:val="1A1A1A"/>
-                <w:sz w:val="21"/>
+                <w:sz w:val="22"/>
                 <w:szCs w:val="21"/>
               </w:rPr>
               <w:t xml:space="preserve">Decide</w:t>
@@ -2290,7 +2307,7 @@
               <w:rPr>
                 <w:rFonts w:ascii="Avenir Next" w:hAnsi="Avenir Next" w:cs="Avenir Next" w:eastAsia="Avenir Next"/>
                 <w:color w:val="1A1A1A"/>
-                <w:sz w:val="21"/>
+                <w:sz w:val="22"/>
                 <w:szCs w:val="21"/>
               </w:rPr>
               <w:t xml:space="preserve">: it fits only if it matches the rule.</w:t>
@@ -2301,6 +2318,7 @@
     </w:tbl>
     <w:p>
       <w:pPr>
+        <w:pStyle w:val="Heading2"/>
         <w:keepNext/>
         <w:pBdr>
           <w:bottom w:val="single" w:sz="8" w:space="3" w:color="003A70"/>
@@ -2316,7 +2334,7 @@
           <w:b/>
           <w:color w:val="003A70"/>
           <w:spacing w:val="14"/>
-          <w:sz w:val="19"/>
+          <w:sz w:val="22"/>
           <w:szCs w:val="19"/>
         </w:rPr>
         <w:t xml:space="preserve">WATCH ME</w:t>
@@ -2335,7 +2353,7 @@
           <w:rFonts w:ascii="Avenir Next" w:hAnsi="Avenir Next" w:cs="Avenir Next" w:eastAsia="Avenir Next"/>
           <w:i/>
           <w:color w:val="5A5F66"/>
-          <w:sz w:val="17"/>
+          <w:sz w:val="22"/>
           <w:szCs w:val="17"/>
         </w:rPr>
         <w:t xml:space="preserve">the steps in action</w:t>
@@ -2350,7 +2368,7 @@
           <w:rFonts w:ascii="Avenir Next" w:hAnsi="Avenir Next" w:cs="Avenir Next" w:eastAsia="Avenir Next"/>
           <w:b/>
           <w:color w:val="1A1A1A"/>
-          <w:sz w:val="21"/>
+          <w:sz w:val="22"/>
           <w:szCs w:val="21"/>
         </w:rPr>
         <w:t xml:space="preserve">Does 14 fit the rule “greater than 14”?</w:t>
@@ -2369,25 +2387,25 @@
           <w:rFonts w:ascii="Avenir Next" w:hAnsi="Avenir Next" w:cs="Avenir Next" w:eastAsia="Avenir Next"/>
           <w:b/>
           <w:color w:val="003A70"/>
+          <w:sz w:val="22"/>
+          <w:szCs w:val="19"/>
+        </w:rPr>
+        <w:t xml:space="preserve">Step 1</w:t>
+      </w:r>
+      <w:r>
+        <w:rPr>
+          <w:rFonts w:ascii="Avenir Next" w:hAnsi="Avenir Next" w:cs="Avenir Next" w:eastAsia="Avenir Next"/>
+          <w:color w:val="1A1A1A"/>
           <w:sz w:val="19"/>
           <w:szCs w:val="19"/>
         </w:rPr>
-        <w:t xml:space="preserve">Step 1</w:t>
-      </w:r>
-      <w:r>
-        <w:rPr>
-          <w:rFonts w:ascii="Avenir Next" w:hAnsi="Avenir Next" w:cs="Avenir Next" w:eastAsia="Avenir Next"/>
-          <w:color w:val="1A1A1A"/>
-          <w:sz w:val="19"/>
-          <w:szCs w:val="19"/>
-        </w:rPr>
         <w:tab/>
       </w:r>
       <w:r>
         <w:rPr>
           <w:rFonts w:ascii="Avenir Next" w:hAnsi="Avenir Next" w:cs="Avenir Next" w:eastAsia="Avenir Next"/>
           <w:color w:val="1A1A1A"/>
-          <w:sz w:val="21"/>
+          <w:sz w:val="22"/>
           <w:szCs w:val="21"/>
         </w:rPr>
         <w:t xml:space="preserve">Rule: greater than 14.</w:t>
@@ -2406,25 +2424,25 @@
           <w:rFonts w:ascii="Avenir Next" w:hAnsi="Avenir Next" w:cs="Avenir Next" w:eastAsia="Avenir Next"/>
           <w:b/>
           <w:color w:val="003A70"/>
+          <w:sz w:val="22"/>
+          <w:szCs w:val="19"/>
+        </w:rPr>
+        <w:t xml:space="preserve">Step 2</w:t>
+      </w:r>
+      <w:r>
+        <w:rPr>
+          <w:rFonts w:ascii="Avenir Next" w:hAnsi="Avenir Next" w:cs="Avenir Next" w:eastAsia="Avenir Next"/>
+          <w:color w:val="1A1A1A"/>
           <w:sz w:val="19"/>
           <w:szCs w:val="19"/>
         </w:rPr>
-        <w:t xml:space="preserve">Step 2</w:t>
-      </w:r>
-      <w:r>
-        <w:rPr>
-          <w:rFonts w:ascii="Avenir Next" w:hAnsi="Avenir Next" w:cs="Avenir Next" w:eastAsia="Avenir Next"/>
-          <w:color w:val="1A1A1A"/>
-          <w:sz w:val="19"/>
-          <w:szCs w:val="19"/>
-        </w:rPr>
         <w:tab/>
       </w:r>
       <w:r>
         <w:rPr>
           <w:rFonts w:ascii="Avenir Next" w:hAnsi="Avenir Next" w:cs="Avenir Next" w:eastAsia="Avenir Next"/>
           <w:color w:val="1A1A1A"/>
-          <w:sz w:val="21"/>
+          <w:sz w:val="22"/>
           <w:szCs w:val="21"/>
         </w:rPr>
         <w:t xml:space="preserve">14 = 14.</w:t>
@@ -2443,25 +2461,25 @@
           <w:rFonts w:ascii="Avenir Next" w:hAnsi="Avenir Next" w:cs="Avenir Next" w:eastAsia="Avenir Next"/>
           <w:b/>
           <w:color w:val="003A70"/>
+          <w:sz w:val="22"/>
+          <w:szCs w:val="19"/>
+        </w:rPr>
+        <w:t xml:space="preserve">Step 3</w:t>
+      </w:r>
+      <w:r>
+        <w:rPr>
+          <w:rFonts w:ascii="Avenir Next" w:hAnsi="Avenir Next" w:cs="Avenir Next" w:eastAsia="Avenir Next"/>
+          <w:color w:val="1A1A1A"/>
           <w:sz w:val="19"/>
           <w:szCs w:val="19"/>
         </w:rPr>
-        <w:t xml:space="preserve">Step 3</w:t>
-      </w:r>
-      <w:r>
-        <w:rPr>
-          <w:rFonts w:ascii="Avenir Next" w:hAnsi="Avenir Next" w:cs="Avenir Next" w:eastAsia="Avenir Next"/>
-          <w:color w:val="1A1A1A"/>
-          <w:sz w:val="19"/>
-          <w:szCs w:val="19"/>
-        </w:rPr>
         <w:tab/>
       </w:r>
       <w:r>
         <w:rPr>
           <w:rFonts w:ascii="Avenir Next" w:hAnsi="Avenir Next" w:cs="Avenir Next" w:eastAsia="Avenir Next"/>
           <w:color w:val="1A1A1A"/>
-          <w:sz w:val="21"/>
+          <w:sz w:val="22"/>
           <w:szCs w:val="21"/>
         </w:rPr>
         <w:t xml:space="preserve">14 is not greater than 14. It does not fit.</w:t>
@@ -2480,33 +2498,34 @@
           <w:rFonts w:ascii="Avenir Next" w:hAnsi="Avenir Next" w:cs="Avenir Next" w:eastAsia="Avenir Next"/>
           <w:b/>
           <w:color w:val="1A1A1A"/>
+          <w:sz w:val="22"/>
+          <w:szCs w:val="21"/>
+        </w:rPr>
+        <w:t xml:space="preserve">Answer</w:t>
+      </w:r>
+      <w:r>
+        <w:rPr>
+          <w:rFonts w:ascii="Avenir Next" w:hAnsi="Avenir Next" w:cs="Avenir Next" w:eastAsia="Avenir Next"/>
+          <w:color w:val="1A1A1A"/>
           <w:sz w:val="21"/>
           <w:szCs w:val="21"/>
         </w:rPr>
-        <w:t xml:space="preserve">Answer</w:t>
-      </w:r>
-      <w:r>
-        <w:rPr>
-          <w:rFonts w:ascii="Avenir Next" w:hAnsi="Avenir Next" w:cs="Avenir Next" w:eastAsia="Avenir Next"/>
-          <w:color w:val="1A1A1A"/>
-          <w:sz w:val="21"/>
+        <w:tab/>
+      </w:r>
+      <w:r>
+        <w:rPr>
+          <w:rFonts w:ascii="Avenir Next" w:hAnsi="Avenir Next" w:cs="Avenir Next" w:eastAsia="Avenir Next"/>
+          <w:b/>
+          <w:color w:val="1A1A1A"/>
+          <w:sz w:val="22"/>
           <w:szCs w:val="21"/>
         </w:rPr>
-        <w:tab/>
-      </w:r>
-      <w:r>
-        <w:rPr>
-          <w:rFonts w:ascii="Avenir Next" w:hAnsi="Avenir Next" w:cs="Avenir Next" w:eastAsia="Avenir Next"/>
-          <w:b/>
-          <w:color w:val="1A1A1A"/>
-          <w:sz w:val="21"/>
-          <w:szCs w:val="21"/>
-        </w:rPr>
         <w:t xml:space="preserve">No</w:t>
       </w:r>
     </w:p>
     <w:p>
       <w:pPr>
+        <w:pStyle w:val="Heading2"/>
         <w:keepNext/>
         <w:pBdr>
           <w:bottom w:val="single" w:sz="8" w:space="3" w:color="003A70"/>
@@ -2522,7 +2541,7 @@
           <w:b/>
           <w:color w:val="003A70"/>
           <w:spacing w:val="14"/>
-          <w:sz w:val="19"/>
+          <w:sz w:val="22"/>
           <w:szCs w:val="19"/>
         </w:rPr>
         <w:t xml:space="preserve">TRY IT WITH HELP</w:t>
@@ -2541,7 +2560,7 @@
           <w:rFonts w:ascii="Avenir Next" w:hAnsi="Avenir Next" w:cs="Avenir Next" w:eastAsia="Avenir Next"/>
           <w:i/>
           <w:color w:val="5A5F66"/>
-          <w:sz w:val="17"/>
+          <w:sz w:val="22"/>
           <w:szCs w:val="17"/>
         </w:rPr>
         <w:t xml:space="preserve">fill in each step</w:t>
@@ -2599,25 +2618,25 @@
           <w:rFonts w:ascii="Avenir Next" w:hAnsi="Avenir Next" w:cs="Avenir Next" w:eastAsia="Avenir Next"/>
           <w:b/>
           <w:color w:val="003A70"/>
+          <w:sz w:val="22"/>
+          <w:szCs w:val="18"/>
+        </w:rPr>
+        <w:t xml:space="preserve">Step 1</w:t>
+      </w:r>
+      <w:r>
+        <w:rPr>
+          <w:rFonts w:ascii="Avenir Next" w:hAnsi="Avenir Next" w:cs="Avenir Next" w:eastAsia="Avenir Next"/>
+          <w:color w:val="1A1A1A"/>
           <w:sz w:val="18"/>
           <w:szCs w:val="18"/>
         </w:rPr>
-        <w:t xml:space="preserve">Step 1</w:t>
-      </w:r>
-      <w:r>
-        <w:rPr>
-          <w:rFonts w:ascii="Avenir Next" w:hAnsi="Avenir Next" w:cs="Avenir Next" w:eastAsia="Avenir Next"/>
-          <w:color w:val="1A1A1A"/>
-          <w:sz w:val="18"/>
-          <w:szCs w:val="18"/>
-        </w:rPr>
         <w:tab/>
       </w:r>
       <w:r>
         <w:rPr>
           <w:rFonts w:ascii="Avenir Next" w:hAnsi="Avenir Next" w:cs="Avenir Next" w:eastAsia="Avenir Next"/>
           <w:color w:val="1A1A1A"/>
-          <w:sz w:val="21"/>
+          <w:sz w:val="22"/>
           <w:szCs w:val="21"/>
         </w:rPr>
         <w:t xml:space="preserve">Rule: </w:t>
@@ -2636,7 +2655,7 @@
         <w:rPr>
           <w:rFonts w:ascii="Avenir Next" w:hAnsi="Avenir Next" w:cs="Avenir Next" w:eastAsia="Avenir Next"/>
           <w:color w:val="1A1A1A"/>
-          <w:sz w:val="21"/>
+          <w:sz w:val="22"/>
           <w:szCs w:val="21"/>
         </w:rPr>
         <w:t xml:space="preserve"> than 35.</w:t>
@@ -2656,25 +2675,25 @@
           <w:rFonts w:ascii="Avenir Next" w:hAnsi="Avenir Next" w:cs="Avenir Next" w:eastAsia="Avenir Next"/>
           <w:b/>
           <w:color w:val="003A70"/>
+          <w:sz w:val="22"/>
+          <w:szCs w:val="18"/>
+        </w:rPr>
+        <w:t xml:space="preserve">Step 2</w:t>
+      </w:r>
+      <w:r>
+        <w:rPr>
+          <w:rFonts w:ascii="Avenir Next" w:hAnsi="Avenir Next" w:cs="Avenir Next" w:eastAsia="Avenir Next"/>
+          <w:color w:val="1A1A1A"/>
           <w:sz w:val="18"/>
           <w:szCs w:val="18"/>
         </w:rPr>
-        <w:t xml:space="preserve">Step 2</w:t>
-      </w:r>
-      <w:r>
-        <w:rPr>
-          <w:rFonts w:ascii="Avenir Next" w:hAnsi="Avenir Next" w:cs="Avenir Next" w:eastAsia="Avenir Next"/>
-          <w:color w:val="1A1A1A"/>
-          <w:sz w:val="18"/>
-          <w:szCs w:val="18"/>
-        </w:rPr>
         <w:tab/>
       </w:r>
       <w:r>
         <w:rPr>
           <w:rFonts w:ascii="Avenir Next" w:hAnsi="Avenir Next" w:cs="Avenir Next" w:eastAsia="Avenir Next"/>
           <w:color w:val="1A1A1A"/>
-          <w:sz w:val="21"/>
+          <w:sz w:val="22"/>
           <w:szCs w:val="21"/>
         </w:rPr>
         <w:t xml:space="preserve">34.5 </w:t>
@@ -2693,7 +2712,7 @@
         <w:rPr>
           <w:rFonts w:ascii="Avenir Next" w:hAnsi="Avenir Next" w:cs="Avenir Next" w:eastAsia="Avenir Next"/>
           <w:color w:val="1A1A1A"/>
-          <w:sz w:val="21"/>
+          <w:sz w:val="22"/>
           <w:szCs w:val="21"/>
         </w:rPr>
         <w:t xml:space="preserve"> 35.</w:t>
@@ -2713,25 +2732,25 @@
           <w:rFonts w:ascii="Avenir Next" w:hAnsi="Avenir Next" w:cs="Avenir Next" w:eastAsia="Avenir Next"/>
           <w:b/>
           <w:color w:val="003A70"/>
+          <w:sz w:val="22"/>
+          <w:szCs w:val="18"/>
+        </w:rPr>
+        <w:t xml:space="preserve">Step 3</w:t>
+      </w:r>
+      <w:r>
+        <w:rPr>
+          <w:rFonts w:ascii="Avenir Next" w:hAnsi="Avenir Next" w:cs="Avenir Next" w:eastAsia="Avenir Next"/>
+          <w:color w:val="1A1A1A"/>
           <w:sz w:val="18"/>
           <w:szCs w:val="18"/>
         </w:rPr>
-        <w:t xml:space="preserve">Step 3</w:t>
-      </w:r>
-      <w:r>
-        <w:rPr>
-          <w:rFonts w:ascii="Avenir Next" w:hAnsi="Avenir Next" w:cs="Avenir Next" w:eastAsia="Avenir Next"/>
-          <w:color w:val="1A1A1A"/>
-          <w:sz w:val="18"/>
-          <w:szCs w:val="18"/>
-        </w:rPr>
         <w:tab/>
       </w:r>
       <w:r>
         <w:rPr>
           <w:rFonts w:ascii="Avenir Next" w:hAnsi="Avenir Next" w:cs="Avenir Next" w:eastAsia="Avenir Next"/>
           <w:color w:val="1A1A1A"/>
-          <w:sz w:val="21"/>
+          <w:sz w:val="22"/>
           <w:szCs w:val="21"/>
         </w:rPr>
         <w:t xml:space="preserve">Fits? </w:t>
@@ -2804,25 +2823,25 @@
           <w:rFonts w:ascii="Avenir Next" w:hAnsi="Avenir Next" w:cs="Avenir Next" w:eastAsia="Avenir Next"/>
           <w:b/>
           <w:color w:val="003A70"/>
+          <w:sz w:val="22"/>
+          <w:szCs w:val="18"/>
+        </w:rPr>
+        <w:t xml:space="preserve">Step 1</w:t>
+      </w:r>
+      <w:r>
+        <w:rPr>
+          <w:rFonts w:ascii="Avenir Next" w:hAnsi="Avenir Next" w:cs="Avenir Next" w:eastAsia="Avenir Next"/>
+          <w:color w:val="1A1A1A"/>
           <w:sz w:val="18"/>
           <w:szCs w:val="18"/>
         </w:rPr>
-        <w:t xml:space="preserve">Step 1</w:t>
-      </w:r>
-      <w:r>
-        <w:rPr>
-          <w:rFonts w:ascii="Avenir Next" w:hAnsi="Avenir Next" w:cs="Avenir Next" w:eastAsia="Avenir Next"/>
-          <w:color w:val="1A1A1A"/>
-          <w:sz w:val="18"/>
-          <w:szCs w:val="18"/>
-        </w:rPr>
         <w:tab/>
       </w:r>
       <w:r>
         <w:rPr>
           <w:rFonts w:ascii="Avenir Next" w:hAnsi="Avenir Next" w:cs="Avenir Next" w:eastAsia="Avenir Next"/>
           <w:color w:val="1A1A1A"/>
-          <w:sz w:val="21"/>
+          <w:sz w:val="22"/>
           <w:szCs w:val="21"/>
         </w:rPr>
         <w:t xml:space="preserve">Rule: </w:t>
@@ -2841,7 +2860,7 @@
         <w:rPr>
           <w:rFonts w:ascii="Avenir Next" w:hAnsi="Avenir Next" w:cs="Avenir Next" w:eastAsia="Avenir Next"/>
           <w:color w:val="1A1A1A"/>
-          <w:sz w:val="21"/>
+          <w:sz w:val="22"/>
           <w:szCs w:val="21"/>
         </w:rPr>
         <w:t xml:space="preserve"> than 7.</w:t>
@@ -2861,25 +2880,25 @@
           <w:rFonts w:ascii="Avenir Next" w:hAnsi="Avenir Next" w:cs="Avenir Next" w:eastAsia="Avenir Next"/>
           <w:b/>
           <w:color w:val="003A70"/>
+          <w:sz w:val="22"/>
+          <w:szCs w:val="18"/>
+        </w:rPr>
+        <w:t xml:space="preserve">Step 2</w:t>
+      </w:r>
+      <w:r>
+        <w:rPr>
+          <w:rFonts w:ascii="Avenir Next" w:hAnsi="Avenir Next" w:cs="Avenir Next" w:eastAsia="Avenir Next"/>
+          <w:color w:val="1A1A1A"/>
           <w:sz w:val="18"/>
           <w:szCs w:val="18"/>
         </w:rPr>
-        <w:t xml:space="preserve">Step 2</w:t>
-      </w:r>
-      <w:r>
-        <w:rPr>
-          <w:rFonts w:ascii="Avenir Next" w:hAnsi="Avenir Next" w:cs="Avenir Next" w:eastAsia="Avenir Next"/>
-          <w:color w:val="1A1A1A"/>
-          <w:sz w:val="18"/>
-          <w:szCs w:val="18"/>
-        </w:rPr>
         <w:tab/>
       </w:r>
       <w:r>
         <w:rPr>
           <w:rFonts w:ascii="Avenir Next" w:hAnsi="Avenir Next" w:cs="Avenir Next" w:eastAsia="Avenir Next"/>
           <w:color w:val="1A1A1A"/>
-          <w:sz w:val="21"/>
+          <w:sz w:val="22"/>
           <w:szCs w:val="21"/>
         </w:rPr>
         <w:t xml:space="preserve">7 </w:t>
@@ -2898,7 +2917,7 @@
         <w:rPr>
           <w:rFonts w:ascii="Avenir Next" w:hAnsi="Avenir Next" w:cs="Avenir Next" w:eastAsia="Avenir Next"/>
           <w:color w:val="1A1A1A"/>
-          <w:sz w:val="21"/>
+          <w:sz w:val="22"/>
           <w:szCs w:val="21"/>
         </w:rPr>
         <w:t xml:space="preserve"> 7.</w:t>
@@ -2918,25 +2937,25 @@
           <w:rFonts w:ascii="Avenir Next" w:hAnsi="Avenir Next" w:cs="Avenir Next" w:eastAsia="Avenir Next"/>
           <w:b/>
           <w:color w:val="003A70"/>
+          <w:sz w:val="22"/>
+          <w:szCs w:val="18"/>
+        </w:rPr>
+        <w:t xml:space="preserve">Step 3</w:t>
+      </w:r>
+      <w:r>
+        <w:rPr>
+          <w:rFonts w:ascii="Avenir Next" w:hAnsi="Avenir Next" w:cs="Avenir Next" w:eastAsia="Avenir Next"/>
+          <w:color w:val="1A1A1A"/>
           <w:sz w:val="18"/>
           <w:szCs w:val="18"/>
         </w:rPr>
-        <w:t xml:space="preserve">Step 3</w:t>
-      </w:r>
-      <w:r>
-        <w:rPr>
-          <w:rFonts w:ascii="Avenir Next" w:hAnsi="Avenir Next" w:cs="Avenir Next" w:eastAsia="Avenir Next"/>
-          <w:color w:val="1A1A1A"/>
-          <w:sz w:val="18"/>
-          <w:szCs w:val="18"/>
-        </w:rPr>
         <w:tab/>
       </w:r>
       <w:r>
         <w:rPr>
           <w:rFonts w:ascii="Avenir Next" w:hAnsi="Avenir Next" w:cs="Avenir Next" w:eastAsia="Avenir Next"/>
           <w:color w:val="1A1A1A"/>
-          <w:sz w:val="21"/>
+          <w:sz w:val="22"/>
           <w:szCs w:val="21"/>
         </w:rPr>
         <w:t xml:space="preserve">Fits? </w:t>
@@ -2959,6 +2978,7 @@
     </w:p>
     <w:p>
       <w:pPr>
+        <w:pStyle w:val="Heading2"/>
         <w:keepNext/>
         <w:pBdr>
           <w:bottom w:val="single" w:sz="8" w:space="3" w:color="003A70"/>
@@ -2974,7 +2994,7 @@
           <w:b/>
           <w:color w:val="003A70"/>
           <w:spacing w:val="14"/>
-          <w:sz w:val="19"/>
+          <w:sz w:val="22"/>
           <w:szCs w:val="19"/>
         </w:rPr>
         <w:t xml:space="preserve">YOUR TURN</w:t>
@@ -2993,7 +3013,7 @@
           <w:rFonts w:ascii="Avenir Next" w:hAnsi="Avenir Next" w:cs="Avenir Next" w:eastAsia="Avenir Next"/>
           <w:i/>
           <w:color w:val="5A5F66"/>
-          <w:sz w:val="17"/>
+          <w:sz w:val="22"/>
           <w:szCs w:val="17"/>
         </w:rPr>
         <w:t xml:space="preserve">use the steps on your own</w:t>
@@ -3165,7 +3185,7 @@
                       <w:szCs w:val="22"/>
                       <w:u w:val="single"/>
                     </w:rPr>
-                    <w:t xml:space="preserve">    </w:t>
+                    <w:t xml:space="preserve">        </w:t>
                   </w:r>
                 </w:p>
               </w:tc>
@@ -3227,7 +3247,7 @@
                       <w:szCs w:val="22"/>
                       <w:u w:val="single"/>
                     </w:rPr>
-                    <w:t xml:space="preserve">    </w:t>
+                    <w:t xml:space="preserve">        </w:t>
                   </w:r>
                 </w:p>
               </w:tc>
@@ -3289,7 +3309,7 @@
                       <w:szCs w:val="22"/>
                       <w:u w:val="single"/>
                     </w:rPr>
-                    <w:t xml:space="preserve">    </w:t>
+                    <w:t xml:space="preserve">        </w:t>
                   </w:r>
                 </w:p>
               </w:tc>
@@ -3357,7 +3377,7 @@
                       <w:szCs w:val="22"/>
                       <w:u w:val="single"/>
                     </w:rPr>
-                    <w:t xml:space="preserve">    </w:t>
+                    <w:t xml:space="preserve">        </w:t>
                   </w:r>
                 </w:p>
               </w:tc>
@@ -3419,7 +3439,7 @@
                       <w:szCs w:val="22"/>
                       <w:u w:val="single"/>
                     </w:rPr>
-                    <w:t xml:space="preserve">    </w:t>
+                    <w:t xml:space="preserve">        </w:t>
                   </w:r>
                 </w:p>
               </w:tc>
@@ -3481,7 +3501,7 @@
                       <w:szCs w:val="22"/>
                       <w:u w:val="single"/>
                     </w:rPr>
-                    <w:t xml:space="preserve">    </w:t>
+                    <w:t xml:space="preserve">        </w:t>
                   </w:r>
                 </w:p>
               </w:tc>
@@ -3502,6 +3522,7 @@
     </w:p>
     <w:p>
       <w:pPr>
+        <w:pStyle w:val="Heading2"/>
         <w:keepNext/>
         <w:pBdr>
           <w:bottom w:val="single" w:sz="8" w:space="3" w:color="003A70"/>
@@ -3517,7 +3538,7 @@
           <w:b/>
           <w:color w:val="003A70"/>
           <w:spacing w:val="14"/>
-          <w:sz w:val="19"/>
+          <w:sz w:val="22"/>
           <w:szCs w:val="19"/>
         </w:rPr>
         <w:t xml:space="preserve">READY CHECK</w:t>
@@ -3536,7 +3557,7 @@
           <w:rFonts w:ascii="Avenir Next" w:hAnsi="Avenir Next" w:cs="Avenir Next" w:eastAsia="Avenir Next"/>
           <w:i/>
           <w:color w:val="5A5F66"/>
-          <w:sz w:val="17"/>
+          <w:sz w:val="22"/>
           <w:szCs w:val="17"/>
         </w:rPr>
         <w:t xml:space="preserve">a problem like the one in today’s lesson</w:t>
@@ -3687,25 +3708,25 @@
                       <w:rFonts w:ascii="Avenir Next" w:hAnsi="Avenir Next" w:cs="Avenir Next" w:eastAsia="Avenir Next"/>
                       <w:b/>
                       <w:color w:val="003A70"/>
+                      <w:sz w:val="22"/>
+                      <w:szCs w:val="21"/>
+                    </w:rPr>
+                    <w:t xml:space="preserve">A</w:t>
+                  </w:r>
+                  <w:r>
+                    <w:rPr>
+                      <w:rFonts w:ascii="Avenir Next" w:hAnsi="Avenir Next" w:cs="Avenir Next" w:eastAsia="Avenir Next"/>
+                      <w:color w:val="1A1A1A"/>
                       <w:sz w:val="21"/>
                       <w:szCs w:val="21"/>
                     </w:rPr>
-                    <w:t xml:space="preserve">A</w:t>
-                  </w:r>
-                  <w:r>
-                    <w:rPr>
-                      <w:rFonts w:ascii="Avenir Next" w:hAnsi="Avenir Next" w:cs="Avenir Next" w:eastAsia="Avenir Next"/>
-                      <w:color w:val="1A1A1A"/>
-                      <w:sz w:val="21"/>
-                      <w:szCs w:val="21"/>
-                    </w:rPr>
                     <w:tab/>
                   </w:r>
                   <w:r>
                     <w:rPr>
                       <w:rFonts w:ascii="Avenir Next" w:hAnsi="Avenir Next" w:cs="Avenir Next" w:eastAsia="Avenir Next"/>
                       <w:color w:val="1A1A1A"/>
-                      <w:sz w:val="21"/>
+                      <w:sz w:val="22"/>
                       <w:szCs w:val="21"/>
                     </w:rPr>
                     <w:t xml:space="preserve">8</w:t>
@@ -3730,25 +3751,25 @@
                       <w:rFonts w:ascii="Avenir Next" w:hAnsi="Avenir Next" w:cs="Avenir Next" w:eastAsia="Avenir Next"/>
                       <w:b/>
                       <w:color w:val="003A70"/>
+                      <w:sz w:val="22"/>
+                      <w:szCs w:val="21"/>
+                    </w:rPr>
+                    <w:t xml:space="preserve">B</w:t>
+                  </w:r>
+                  <w:r>
+                    <w:rPr>
+                      <w:rFonts w:ascii="Avenir Next" w:hAnsi="Avenir Next" w:cs="Avenir Next" w:eastAsia="Avenir Next"/>
+                      <w:color w:val="1A1A1A"/>
                       <w:sz w:val="21"/>
                       <w:szCs w:val="21"/>
                     </w:rPr>
-                    <w:t xml:space="preserve">B</w:t>
-                  </w:r>
-                  <w:r>
-                    <w:rPr>
-                      <w:rFonts w:ascii="Avenir Next" w:hAnsi="Avenir Next" w:cs="Avenir Next" w:eastAsia="Avenir Next"/>
-                      <w:color w:val="1A1A1A"/>
-                      <w:sz w:val="21"/>
-                      <w:szCs w:val="21"/>
-                    </w:rPr>
                     <w:tab/>
                   </w:r>
                   <w:r>
                     <w:rPr>
                       <w:rFonts w:ascii="Avenir Next" w:hAnsi="Avenir Next" w:cs="Avenir Next" w:eastAsia="Avenir Next"/>
                       <w:color w:val="1A1A1A"/>
-                      <w:sz w:val="21"/>
+                      <w:sz w:val="22"/>
                       <w:szCs w:val="21"/>
                     </w:rPr>
                     <w:t xml:space="preserve">7.5</w:t>
@@ -3773,25 +3794,25 @@
                       <w:rFonts w:ascii="Avenir Next" w:hAnsi="Avenir Next" w:cs="Avenir Next" w:eastAsia="Avenir Next"/>
                       <w:b/>
                       <w:color w:val="003A70"/>
+                      <w:sz w:val="22"/>
+                      <w:szCs w:val="21"/>
+                    </w:rPr>
+                    <w:t xml:space="preserve">C</w:t>
+                  </w:r>
+                  <w:r>
+                    <w:rPr>
+                      <w:rFonts w:ascii="Avenir Next" w:hAnsi="Avenir Next" w:cs="Avenir Next" w:eastAsia="Avenir Next"/>
+                      <w:color w:val="1A1A1A"/>
                       <w:sz w:val="21"/>
                       <w:szCs w:val="21"/>
                     </w:rPr>
-                    <w:t xml:space="preserve">C</w:t>
-                  </w:r>
-                  <w:r>
-                    <w:rPr>
-                      <w:rFonts w:ascii="Avenir Next" w:hAnsi="Avenir Next" w:cs="Avenir Next" w:eastAsia="Avenir Next"/>
-                      <w:color w:val="1A1A1A"/>
-                      <w:sz w:val="21"/>
-                      <w:szCs w:val="21"/>
-                    </w:rPr>
                     <w:tab/>
                   </w:r>
                   <w:r>
                     <w:rPr>
                       <w:rFonts w:ascii="Avenir Next" w:hAnsi="Avenir Next" w:cs="Avenir Next" w:eastAsia="Avenir Next"/>
                       <w:color w:val="1A1A1A"/>
-                      <w:sz w:val="21"/>
+                      <w:sz w:val="22"/>
                       <w:szCs w:val="21"/>
                     </w:rPr>
                     <w:t xml:space="preserve">7</w:t>
@@ -3816,25 +3837,25 @@
                       <w:rFonts w:ascii="Avenir Next" w:hAnsi="Avenir Next" w:cs="Avenir Next" w:eastAsia="Avenir Next"/>
                       <w:b/>
                       <w:color w:val="003A70"/>
+                      <w:sz w:val="22"/>
+                      <w:szCs w:val="21"/>
+                    </w:rPr>
+                    <w:t xml:space="preserve">D</w:t>
+                  </w:r>
+                  <w:r>
+                    <w:rPr>
+                      <w:rFonts w:ascii="Avenir Next" w:hAnsi="Avenir Next" w:cs="Avenir Next" w:eastAsia="Avenir Next"/>
+                      <w:color w:val="1A1A1A"/>
                       <w:sz w:val="21"/>
                       <w:szCs w:val="21"/>
                     </w:rPr>
-                    <w:t xml:space="preserve">D</w:t>
-                  </w:r>
-                  <w:r>
-                    <w:rPr>
-                      <w:rFonts w:ascii="Avenir Next" w:hAnsi="Avenir Next" w:cs="Avenir Next" w:eastAsia="Avenir Next"/>
-                      <w:color w:val="1A1A1A"/>
-                      <w:sz w:val="21"/>
-                      <w:szCs w:val="21"/>
-                    </w:rPr>
                     <w:tab/>
                   </w:r>
                   <w:r>
                     <w:rPr>
                       <w:rFonts w:ascii="Avenir Next" w:hAnsi="Avenir Next" w:cs="Avenir Next" w:eastAsia="Avenir Next"/>
                       <w:color w:val="1A1A1A"/>
-                      <w:sz w:val="21"/>
+                      <w:sz w:val="22"/>
                       <w:szCs w:val="21"/>
                     </w:rPr>
                     <w:t xml:space="preserve">100</w:t>
@@ -3883,19 +3904,42 @@
         <w:tblLook w:val="0000" w:firstRow="0" w:lastRow="0" w:firstColumn="0" w:lastColumn="0" w:noHBand="1" w:noVBand="1"/>
       </w:tblPr>
       <w:tblGrid>
-        <w:gridCol w:w="2000"/>
-        <w:gridCol w:w="2300"/>
-        <w:gridCol w:w="2100"/>
-        <w:gridCol w:w="3104"/>
+        <w:gridCol w:w="1750"/>
+        <w:gridCol w:w="2500"/>
+        <w:gridCol w:w="2200"/>
+        <w:gridCol w:w="3054"/>
       </w:tblGrid>
       <w:tr>
         <w:trPr>
           <w:cantSplit/>
-          <w:trHeight w:val="320" w:hRule="atLeast"/>
+          <w:trHeight w:val="300" w:hRule="atLeast"/>
         </w:trPr>
         <w:tc>
           <w:tcPr>
-            <w:tcW w:w="2000" w:type="dxa"/>
+            <w:tcW w:w="1750" w:type="dxa"/>
+            <w:vAlign w:val="center"/>
+          </w:tcPr>
+          <w:p>
+            <w:pPr>
+              <w:pStyle w:val="Heading2"/>
+              <w:spacing w:before="0" w:after="0" w:line="240" w:lineRule="auto"/>
+            </w:pPr>
+            <w:r>
+              <w:rPr>
+                <w:rFonts w:ascii="Avenir Next" w:hAnsi="Avenir Next" w:cs="Avenir Next" w:eastAsia="Avenir Next"/>
+                <w:b/>
+                <w:color w:val="003A70"/>
+                <w:spacing w:val="12"/>
+                <w:sz w:val="15"/>
+                <w:szCs w:val="15"/>
+              </w:rPr>
+              <w:t xml:space="preserve">CHECK YOURSELF</w:t>
+            </w:r>
+          </w:p>
+        </w:tc>
+        <w:tc>
+          <w:tcPr>
+            <w:tcW w:w="2500" w:type="dxa"/>
             <w:vAlign w:val="center"/>
           </w:tcPr>
           <w:p>
@@ -3904,20 +3948,27 @@
             </w:pPr>
             <w:r>
               <w:rPr>
-                <w:rFonts w:ascii="Avenir Next" w:hAnsi="Avenir Next" w:cs="Avenir Next" w:eastAsia="Avenir Next"/>
-                <w:b/>
-                <w:color w:val="003A70"/>
-                <w:spacing w:val="12"/>
-                <w:sz w:val="15"/>
-                <w:szCs w:val="15"/>
-              </w:rPr>
-              <w:t xml:space="preserve">CHECK YOURSELF</w:t>
+                <w:rFonts w:ascii="Arial" w:hAnsi="Arial" w:cs="Arial" w:eastAsia="Arial"/>
+                <w:color w:val="1A1A1A"/>
+                <w:sz w:val="20"/>
+                <w:szCs w:val="20"/>
+              </w:rPr>
+              <w:t xml:space="preserve">□</w:t>
+            </w:r>
+            <w:r>
+              <w:rPr>
+                <w:rFonts w:ascii="Avenir Next" w:hAnsi="Avenir Next" w:cs="Avenir Next" w:eastAsia="Avenir Next"/>
+                <w:color w:val="1A1A1A"/>
+                <w:sz w:val="17"/>
+                <w:szCs w:val="17"/>
+              </w:rPr>
+              <w:t xml:space="preserve">  I can do this on my own</w:t>
             </w:r>
           </w:p>
         </w:tc>
         <w:tc>
           <w:tcPr>
-            <w:tcW w:w="2300" w:type="dxa"/>
+            <w:tcW w:w="2200" w:type="dxa"/>
             <w:vAlign w:val="center"/>
           </w:tcPr>
           <w:p>
@@ -3928,8 +3979,8 @@
               <w:rPr>
                 <w:rFonts w:ascii="Arial" w:hAnsi="Arial" w:cs="Arial" w:eastAsia="Arial"/>
                 <w:color w:val="1A1A1A"/>
-                <w:sz w:val="24"/>
-                <w:szCs w:val="24"/>
+                <w:sz w:val="20"/>
+                <w:szCs w:val="20"/>
               </w:rPr>
               <w:t xml:space="preserve">□</w:t>
             </w:r>
@@ -3940,13 +3991,13 @@
                 <w:sz w:val="17"/>
                 <w:szCs w:val="17"/>
               </w:rPr>
-              <w:t xml:space="preserve">  I can do this on my own</w:t>
+              <w:t xml:space="preserve">  I need a little help</w:t>
             </w:r>
           </w:p>
         </w:tc>
         <w:tc>
           <w:tcPr>
-            <w:tcW w:w="2100" w:type="dxa"/>
+            <w:tcW w:w="3054" w:type="dxa"/>
             <w:vAlign w:val="center"/>
           </w:tcPr>
           <w:p>
@@ -3957,37 +4008,8 @@
               <w:rPr>
                 <w:rFonts w:ascii="Arial" w:hAnsi="Arial" w:cs="Arial" w:eastAsia="Arial"/>
                 <w:color w:val="1A1A1A"/>
-                <w:sz w:val="24"/>
-                <w:szCs w:val="24"/>
-              </w:rPr>
-              <w:t xml:space="preserve">□</w:t>
-            </w:r>
-            <w:r>
-              <w:rPr>
-                <w:rFonts w:ascii="Avenir Next" w:hAnsi="Avenir Next" w:cs="Avenir Next" w:eastAsia="Avenir Next"/>
-                <w:color w:val="1A1A1A"/>
-                <w:sz w:val="17"/>
-                <w:szCs w:val="17"/>
-              </w:rPr>
-              <w:t xml:space="preserve">  I need a little help</w:t>
-            </w:r>
-          </w:p>
-        </w:tc>
-        <w:tc>
-          <w:tcPr>
-            <w:tcW w:w="3104" w:type="dxa"/>
-            <w:vAlign w:val="center"/>
-          </w:tcPr>
-          <w:p>
-            <w:pPr>
-              <w:spacing w:before="0" w:after="0" w:line="240" w:lineRule="auto"/>
-            </w:pPr>
-            <w:r>
-              <w:rPr>
-                <w:rFonts w:ascii="Arial" w:hAnsi="Arial" w:cs="Arial" w:eastAsia="Arial"/>
-                <w:color w:val="1A1A1A"/>
-                <w:sz w:val="24"/>
-                <w:szCs w:val="24"/>
+                <w:sz w:val="20"/>
+                <w:szCs w:val="20"/>
               </w:rPr>
               <w:t xml:space="preserve">□</w:t>
             </w:r>
@@ -4022,7 +4044,7 @@
     <w:sectPr>
       <w:footerReference w:type="default" r:id="rIdFooter1"/>
       <w:pgSz w:w="12240" w:h="15840"/>
-      <w:pgMar w:top="893" w:right="1224" w:bottom="835" w:left="1512" w:header="432" w:footer="432" w:gutter="0"/>
+      <w:pgMar w:top="780" w:right="1224" w:bottom="760" w:left="1512" w:header="432" w:footer="432" w:gutter="0"/>
       <w:cols w:space="720"/>
     </w:sectPr>
   </w:body>
@@ -4102,7 +4124,106 @@
               <w:sz w:val="15"/>
               <w:szCs w:val="15"/>
             </w:rPr>
-            <w:t xml:space="preserve">Lesson 8-4  ·  Session 2  ·  Prerequisite Practice A</w:t>
+            <w:t xml:space="preserve">8-4 · Page </w:t>
+          </w:r>
+          <w:r>
+            <w:rPr>
+              <w:rFonts w:ascii="Avenir Next" w:hAnsi="Avenir Next" w:cs="Avenir Next" w:eastAsia="Avenir Next"/>
+              <w:color w:val="5A5F66"/>
+              <w:sz w:val="15"/>
+              <w:szCs w:val="15"/>
+            </w:rPr>
+            <w:fldChar w:fldCharType="begin"/>
+          </w:r>
+          <w:r>
+            <w:rPr>
+              <w:rFonts w:ascii="Avenir Next" w:hAnsi="Avenir Next" w:cs="Avenir Next" w:eastAsia="Avenir Next"/>
+              <w:color w:val="5A5F66"/>
+              <w:sz w:val="15"/>
+              <w:szCs w:val="15"/>
+            </w:rPr>
+            <w:instrText xml:space="preserve"> PAGE </w:instrText>
+          </w:r>
+          <w:r>
+            <w:rPr>
+              <w:rFonts w:ascii="Avenir Next" w:hAnsi="Avenir Next" w:cs="Avenir Next" w:eastAsia="Avenir Next"/>
+              <w:color w:val="5A5F66"/>
+              <w:sz w:val="15"/>
+              <w:szCs w:val="15"/>
+            </w:rPr>
+            <w:fldChar w:fldCharType="separate"/>
+          </w:r>
+          <w:r>
+            <w:rPr>
+              <w:rFonts w:ascii="Avenir Next" w:hAnsi="Avenir Next" w:cs="Avenir Next" w:eastAsia="Avenir Next"/>
+              <w:color w:val="5A5F66"/>
+              <w:sz w:val="15"/>
+              <w:szCs w:val="15"/>
+            </w:rPr>
+            <w:t xml:space="preserve">1</w:t>
+          </w:r>
+          <w:r>
+            <w:rPr>
+              <w:rFonts w:ascii="Avenir Next" w:hAnsi="Avenir Next" w:cs="Avenir Next" w:eastAsia="Avenir Next"/>
+              <w:color w:val="5A5F66"/>
+              <w:sz w:val="15"/>
+              <w:szCs w:val="15"/>
+            </w:rPr>
+            <w:fldChar w:fldCharType="end"/>
+          </w:r>
+          <w:r>
+            <w:rPr>
+              <w:rFonts w:ascii="Avenir Next" w:hAnsi="Avenir Next" w:cs="Avenir Next" w:eastAsia="Avenir Next"/>
+              <w:color w:val="5A5F66"/>
+              <w:sz w:val="15"/>
+              <w:szCs w:val="15"/>
+            </w:rPr>
+            <w:t xml:space="preserve"> of </w:t>
+          </w:r>
+          <w:r>
+            <w:rPr>
+              <w:rFonts w:ascii="Avenir Next" w:hAnsi="Avenir Next" w:cs="Avenir Next" w:eastAsia="Avenir Next"/>
+              <w:color w:val="5A5F66"/>
+              <w:sz w:val="15"/>
+              <w:szCs w:val="15"/>
+            </w:rPr>
+            <w:fldChar w:fldCharType="begin"/>
+          </w:r>
+          <w:r>
+            <w:rPr>
+              <w:rFonts w:ascii="Avenir Next" w:hAnsi="Avenir Next" w:cs="Avenir Next" w:eastAsia="Avenir Next"/>
+              <w:color w:val="5A5F66"/>
+              <w:sz w:val="15"/>
+              <w:szCs w:val="15"/>
+            </w:rPr>
+            <w:instrText xml:space="preserve"> NUMPAGES </w:instrText>
+          </w:r>
+          <w:r>
+            <w:rPr>
+              <w:rFonts w:ascii="Avenir Next" w:hAnsi="Avenir Next" w:cs="Avenir Next" w:eastAsia="Avenir Next"/>
+              <w:color w:val="5A5F66"/>
+              <w:sz w:val="15"/>
+              <w:szCs w:val="15"/>
+            </w:rPr>
+            <w:fldChar w:fldCharType="separate"/>
+          </w:r>
+          <w:r>
+            <w:rPr>
+              <w:rFonts w:ascii="Avenir Next" w:hAnsi="Avenir Next" w:cs="Avenir Next" w:eastAsia="Avenir Next"/>
+              <w:color w:val="5A5F66"/>
+              <w:sz w:val="15"/>
+              <w:szCs w:val="15"/>
+            </w:rPr>
+            <w:t xml:space="preserve">1</w:t>
+          </w:r>
+          <w:r>
+            <w:rPr>
+              <w:rFonts w:ascii="Avenir Next" w:hAnsi="Avenir Next" w:cs="Avenir Next" w:eastAsia="Avenir Next"/>
+              <w:color w:val="5A5F66"/>
+              <w:sz w:val="15"/>
+              <w:szCs w:val="15"/>
+            </w:rPr>
+            <w:fldChar w:fldCharType="end"/>
           </w:r>
         </w:p>
       </w:tc>
@@ -4145,5 +4266,23 @@
       </w:tblCellMar>
     </w:tblPr>
   </w:style>
+  <w:style w:type="paragraph" w:styleId="Heading1">
+    <w:name w:val="heading 1"/>
+    <w:basedOn w:val="Normal"/>
+    <w:pPr>
+      <w:outlineLvl w:val="0"/>
+      <w:keepNext w:val="0"/>
+      <w:keepLines w:val="0"/>
+    </w:pPr>
+  </w:style>
+  <w:style w:type="paragraph" w:styleId="Heading2">
+    <w:name w:val="heading 2"/>
+    <w:basedOn w:val="Normal"/>
+    <w:pPr>
+      <w:outlineLvl w:val="1"/>
+      <w:keepNext w:val="0"/>
+      <w:keepLines w:val="0"/>
+    </w:pPr>
+  </w:style>
 </w:styles>
 </file>